--- a/Mise à jour liens PMP6.docx
+++ b/Mise à jour liens PMP6.docx
@@ -8,7 +8,6 @@
           <w:b/>
         </w:rPr>
       </w:pPr>
-      <w:bookmarkStart w:id="0" w:name="_GoBack"/>
       <w:r>
         <w:rPr>
           <w:b/>
@@ -16,13 +15,42 @@
         <w:t>Mise à jour liens PMP6</w:t>
       </w:r>
     </w:p>
-    <w:bookmarkEnd w:id="0"/>
-    <w:p/>
     <w:p>
+      <w:pPr>
+        <w:pStyle w:val="Paragraphedeliste"/>
+        <w:numPr>
+          <w:ilvl w:val="0"/>
+          <w:numId w:val="1"/>
+        </w:numPr>
+      </w:pPr>
+      <w:r>
+        <w:t>Modifier le fichier Excel</w:t>
+      </w:r>
+    </w:p>
+    <w:p>
+      <w:pPr>
+        <w:pStyle w:val="Paragraphedeliste"/>
+        <w:numPr>
+          <w:ilvl w:val="0"/>
+          <w:numId w:val="1"/>
+        </w:numPr>
+      </w:pPr>
+      <w:r>
+        <w:t>Lancer python parse_links.py</w:t>
+      </w:r>
+    </w:p>
+    <w:p>
+      <w:pPr>
+        <w:pStyle w:val="Paragraphedeliste"/>
+        <w:numPr>
+          <w:ilvl w:val="0"/>
+          <w:numId w:val="1"/>
+        </w:numPr>
+      </w:pPr>
       <w:r>
         <w:t xml:space="preserve">Aller sur : </w:t>
       </w:r>
-      <w:hyperlink r:id="rId4" w:history="1">
+      <w:hyperlink r:id="rId5" w:history="1">
         <w:r>
           <w:rPr>
             <w:rStyle w:val="Lienhypertexte"/>
@@ -35,7 +63,7 @@
       <w:r>
         <w:t xml:space="preserve">Dans la liste à gauche cliquer sur : </w:t>
       </w:r>
-      <w:hyperlink r:id="rId5" w:history="1">
+      <w:hyperlink r:id="rId6" w:history="1">
         <w:proofErr w:type="spellStart"/>
         <w:r>
           <w:rPr>
@@ -137,7 +165,36 @@
         <w:t>Attendre environ 5 minutes.</w:t>
       </w:r>
     </w:p>
-    <w:p/>
+    <w:p>
+      <w:r>
+        <w:t xml:space="preserve">Adresse du site : </w:t>
+      </w:r>
+      <w:hyperlink r:id="rId7" w:history="1">
+        <w:r>
+          <w:rPr>
+            <w:rStyle w:val="Lienhypertexte"/>
+            <w:rFonts w:cstheme="minorHAnsi"/>
+          </w:rPr>
+          <w:t>https://da</w:t>
+        </w:r>
+        <w:bookmarkStart w:id="0" w:name="_GoBack"/>
+        <w:bookmarkEnd w:id="0"/>
+        <w:r>
+          <w:rPr>
+            <w:rStyle w:val="Lienhypertexte"/>
+            <w:rFonts w:cstheme="minorHAnsi"/>
+          </w:rPr>
+          <w:t>v</w:t>
+        </w:r>
+        <w:r>
+          <w:rPr>
+            <w:rStyle w:val="Lienhypertexte"/>
+            <w:rFonts w:cstheme="minorHAnsi"/>
+          </w:rPr>
+          <w:t>idholleville.github.io/Liens_PMP6/</w:t>
+        </w:r>
+      </w:hyperlink>
+    </w:p>
     <w:p>
       <w:r>
         <w:t>Si ça ne marche pas, s</w:t>
@@ -186,6 +243,103 @@
     </w:sectPr>
   </w:body>
 </w:document>
+</file>
+
+<file path=word/numbering.xml><?xml version="1.0" encoding="utf-8"?>
+<w:numbering xmlns:wpc="http://schemas.microsoft.com/office/word/2010/wordprocessingCanvas" xmlns:cx="http://schemas.microsoft.com/office/drawing/2014/chartex" xmlns:cx1="http://schemas.microsoft.com/office/drawing/2015/9/8/chartex" xmlns:mc="http://schemas.openxmlformats.org/markup-compatibility/2006" xmlns:o="urn:schemas-microsoft-com:office:office" xmlns:r="http://schemas.openxmlformats.org/officeDocument/2006/relationships" xmlns:m="http://schemas.openxmlformats.org/officeDocument/2006/math" xmlns:v="urn:schemas-microsoft-com:vml" xmlns:wp14="http://schemas.microsoft.com/office/word/2010/wordprocessingDrawing" xmlns:wp="http://schemas.openxmlformats.org/drawingml/2006/wordprocessingDrawing" xmlns:w10="urn:schemas-microsoft-com:office:word" xmlns:w="http://schemas.openxmlformats.org/wordprocessingml/2006/main" xmlns:w14="http://schemas.microsoft.com/office/word/2010/wordml" xmlns:w15="http://schemas.microsoft.com/office/word/2012/wordml" xmlns:w16se="http://schemas.microsoft.com/office/word/2015/wordml/symex" xmlns:wpg="http://schemas.microsoft.com/office/word/2010/wordprocessingGroup" xmlns:wpi="http://schemas.microsoft.com/office/word/2010/wordprocessingInk" xmlns:wne="http://schemas.microsoft.com/office/word/2006/wordml" xmlns:wps="http://schemas.microsoft.com/office/word/2010/wordprocessingShape" mc:Ignorable="w14 w15 w16se wp14">
+  <w:abstractNum w:abstractNumId="0" w15:restartNumberingAfterBreak="0">
+    <w:nsid w:val="1BD02570"/>
+    <w:multiLevelType w:val="hybridMultilevel"/>
+    <w:tmpl w:val="131C8FAE"/>
+    <w:lvl w:ilvl="0" w:tplc="040C0011">
+      <w:start w:val="1"/>
+      <w:numFmt w:val="decimal"/>
+      <w:lvlText w:val="%1)"/>
+      <w:lvlJc w:val="left"/>
+      <w:pPr>
+        <w:ind w:left="720" w:hanging="360"/>
+      </w:pPr>
+      <w:rPr>
+        <w:rFonts w:hint="default"/>
+      </w:rPr>
+    </w:lvl>
+    <w:lvl w:ilvl="1" w:tplc="040C0019" w:tentative="1">
+      <w:start w:val="1"/>
+      <w:numFmt w:val="lowerLetter"/>
+      <w:lvlText w:val="%2."/>
+      <w:lvlJc w:val="left"/>
+      <w:pPr>
+        <w:ind w:left="1440" w:hanging="360"/>
+      </w:pPr>
+    </w:lvl>
+    <w:lvl w:ilvl="2" w:tplc="040C001B" w:tentative="1">
+      <w:start w:val="1"/>
+      <w:numFmt w:val="lowerRoman"/>
+      <w:lvlText w:val="%3."/>
+      <w:lvlJc w:val="right"/>
+      <w:pPr>
+        <w:ind w:left="2160" w:hanging="180"/>
+      </w:pPr>
+    </w:lvl>
+    <w:lvl w:ilvl="3" w:tplc="040C000F" w:tentative="1">
+      <w:start w:val="1"/>
+      <w:numFmt w:val="decimal"/>
+      <w:lvlText w:val="%4."/>
+      <w:lvlJc w:val="left"/>
+      <w:pPr>
+        <w:ind w:left="2880" w:hanging="360"/>
+      </w:pPr>
+    </w:lvl>
+    <w:lvl w:ilvl="4" w:tplc="040C0019" w:tentative="1">
+      <w:start w:val="1"/>
+      <w:numFmt w:val="lowerLetter"/>
+      <w:lvlText w:val="%5."/>
+      <w:lvlJc w:val="left"/>
+      <w:pPr>
+        <w:ind w:left="3600" w:hanging="360"/>
+      </w:pPr>
+    </w:lvl>
+    <w:lvl w:ilvl="5" w:tplc="040C001B" w:tentative="1">
+      <w:start w:val="1"/>
+      <w:numFmt w:val="lowerRoman"/>
+      <w:lvlText w:val="%6."/>
+      <w:lvlJc w:val="right"/>
+      <w:pPr>
+        <w:ind w:left="4320" w:hanging="180"/>
+      </w:pPr>
+    </w:lvl>
+    <w:lvl w:ilvl="6" w:tplc="040C000F" w:tentative="1">
+      <w:start w:val="1"/>
+      <w:numFmt w:val="decimal"/>
+      <w:lvlText w:val="%7."/>
+      <w:lvlJc w:val="left"/>
+      <w:pPr>
+        <w:ind w:left="5040" w:hanging="360"/>
+      </w:pPr>
+    </w:lvl>
+    <w:lvl w:ilvl="7" w:tplc="040C0019" w:tentative="1">
+      <w:start w:val="1"/>
+      <w:numFmt w:val="lowerLetter"/>
+      <w:lvlText w:val="%8."/>
+      <w:lvlJc w:val="left"/>
+      <w:pPr>
+        <w:ind w:left="5760" w:hanging="360"/>
+      </w:pPr>
+    </w:lvl>
+    <w:lvl w:ilvl="8" w:tplc="040C001B" w:tentative="1">
+      <w:start w:val="1"/>
+      <w:numFmt w:val="lowerRoman"/>
+      <w:lvlText w:val="%9."/>
+      <w:lvlJc w:val="right"/>
+      <w:pPr>
+        <w:ind w:left="6480" w:hanging="180"/>
+      </w:pPr>
+    </w:lvl>
+  </w:abstractNum>
+  <w:num w:numId="1">
+    <w:abstractNumId w:val="0"/>
+  </w:num>
+</w:numbering>
 </file>
 
 <file path=word/styles.xml><?xml version="1.0" encoding="utf-8"?>
@@ -625,6 +779,29 @@
     <w:basedOn w:val="Policepardfaut"/>
     <w:rsid w:val="00817BBB"/>
   </w:style>
+  <w:style w:type="character" w:styleId="Lienhypertextesuivivisit">
+    <w:name w:val="FollowedHyperlink"/>
+    <w:basedOn w:val="Policepardfaut"/>
+    <w:uiPriority w:val="99"/>
+    <w:semiHidden/>
+    <w:unhideWhenUsed/>
+    <w:rsid w:val="008E467C"/>
+    <w:rPr>
+      <w:color w:val="954F72" w:themeColor="followedHyperlink"/>
+      <w:u w:val="single"/>
+    </w:rPr>
+  </w:style>
+  <w:style w:type="paragraph" w:styleId="Paragraphedeliste">
+    <w:name w:val="List Paragraph"/>
+    <w:basedOn w:val="Normal"/>
+    <w:uiPriority w:val="34"/>
+    <w:qFormat/>
+    <w:rsid w:val="008E467C"/>
+    <w:pPr>
+      <w:ind w:left="720"/>
+      <w:contextualSpacing/>
+    </w:pPr>
+  </w:style>
 </w:styles>
 </file>
 
